--- a/Assets/Document/云熹约定项目文档/10.结局/2.男主单线结局/何行舟单线通用结局.docx
+++ b/Assets/Document/云熹约定项目文档/10.结局/2.男主单线结局/何行舟单线通用结局.docx
@@ -21,8 +21,10 @@
           <w:rFonts w:hint="eastAsia"/>
           <w:lang w:val="en-US" w:eastAsia="zh-CN"/>
         </w:rPr>
-        <w:t>单线</w:t>
-      </w:r>
+        <w:t>HE</w:t>
+      </w:r>
+      <w:bookmarkStart w:id="0" w:name="_GoBack"/>
+      <w:bookmarkEnd w:id="0"/>
       <w:r>
         <w:rPr>
           <w:rFonts w:hint="eastAsia"/>
@@ -115,7 +117,7 @@
           <w:szCs w:val="28"/>
           <w:lang w:val="en-US" w:eastAsia="zh-CN"/>
         </w:rPr>
-        <w:t>||时间被切分成几个定格的瞬间，记录着他成长的过程||</w:t>
+        <w:t>||时间被切分成几个定格的瞬间，每一张照片都记录着他成长的过程||</w:t>
       </w:r>
     </w:p>
     <w:p>
@@ -173,7 +175,7 @@
           <w:szCs w:val="28"/>
           <w:lang w:val="en-US" w:eastAsia="zh-CN"/>
         </w:rPr>
-        <w:t>||蓝色硕士服在典礼台下连成一片汪洋，你站在家长席最后一排，举起相机，取景框对准了正在上台的青年||</w:t>
+        <w:t>||蓝色硕士服在典礼台下连成一片汪洋，你站在亲友席最后一排，举起相机，取景框对准了正在上台的青年||</w:t>
       </w:r>
     </w:p>
     <w:p>
@@ -202,7 +204,7 @@
           <w:szCs w:val="28"/>
           <w:lang w:val="en-US" w:eastAsia="zh-CN"/>
         </w:rPr>
-        <w:t>||他的目光穿过人群，精准的锁定了镜头后的你，眉眼间的阴郁早已被阳光彻底驱散||</w:t>
+        <w:t>||他的目光穿过人群，精准的锁定了镜头后的你，眉眼间曾经的阴郁早已被阳光彻底驱散||</w:t>
       </w:r>
     </w:p>
     <w:p>
@@ -272,606 +274,836 @@
           <w:lang w:val="en-US" w:eastAsia="zh-CN"/>
         </w:rPr>
       </w:pPr>
-      <w:bookmarkStart w:id="0" w:name="_GoBack"/>
-      <w:bookmarkEnd w:id="0"/>
-    </w:p>
-    <w:p>
-      <w:pPr>
-        <w:rPr>
-          <w:rFonts w:hint="eastAsia"/>
-          <w:sz w:val="28"/>
-          <w:szCs w:val="28"/>
-          <w:lang w:val="en-US" w:eastAsia="zh-CN"/>
-        </w:rPr>
-      </w:pPr>
-      <w:r>
-        <w:rPr>
-          <w:rFonts w:hint="eastAsia"/>
-          <w:sz w:val="28"/>
-          <w:szCs w:val="28"/>
-          <w:lang w:val="en-US" w:eastAsia="zh-CN"/>
-        </w:rPr>
-        <w:t>往后一张，是你抓拍他出门去编辑社上班的第一天。那天早上他很早就起来了，在卫生间镜子前站了很久，衬衫换了两件，领带系了三次。你靠在门框上看他，他没发现。后来你拿起手机拍了一张，闪光灯忘了关，他回头看你，表情有点窘，耳根红红的。你把那张照片设成了他的通讯录头像，他后来看到了，没说不好，但也没有让你换。</w:t>
-      </w:r>
-    </w:p>
-    <w:p>
-      <w:pPr>
-        <w:rPr>
-          <w:rFonts w:hint="eastAsia"/>
-          <w:sz w:val="28"/>
-          <w:szCs w:val="28"/>
-          <w:lang w:val="en-US" w:eastAsia="zh-CN"/>
-        </w:rPr>
-      </w:pPr>
-    </w:p>
-    <w:p>
-      <w:pPr>
-        <w:rPr>
-          <w:rFonts w:hint="eastAsia"/>
-          <w:sz w:val="28"/>
-          <w:szCs w:val="28"/>
-          <w:lang w:val="en-US" w:eastAsia="zh-CN"/>
-        </w:rPr>
-      </w:pPr>
-      <w:r>
-        <w:rPr>
-          <w:rFonts w:hint="eastAsia"/>
-          <w:sz w:val="28"/>
-          <w:szCs w:val="28"/>
-          <w:lang w:val="en-US" w:eastAsia="zh-CN"/>
-        </w:rPr>
-        <w:t>再然后，是一张归零的还款凭证截图。那天他坐在沙发上，手机屏幕亮着，银行的App里那笔贷款的状态变成了“已结清”。他盯着屏幕看了很久，久到屏幕自动熄灭。然后他重新点亮，又看了一遍。你没有打扰他。你只是在旁边坐着，等他看完。他关掉手机，转过头看你，眼眶有点红，但没有掉眼泪。</w:t>
-      </w:r>
-    </w:p>
-    <w:p>
-      <w:pPr>
-        <w:rPr>
-          <w:rFonts w:hint="eastAsia"/>
-          <w:sz w:val="28"/>
-          <w:szCs w:val="28"/>
-          <w:lang w:val="en-US" w:eastAsia="zh-CN"/>
-        </w:rPr>
-      </w:pPr>
-    </w:p>
-    <w:p>
-      <w:pPr>
-        <w:rPr>
-          <w:rFonts w:hint="eastAsia"/>
-          <w:sz w:val="28"/>
-          <w:szCs w:val="28"/>
-          <w:lang w:val="en-US" w:eastAsia="zh-CN"/>
-        </w:rPr>
-      </w:pPr>
-      <w:r>
-        <w:rPr>
-          <w:rFonts w:hint="eastAsia"/>
-          <w:sz w:val="28"/>
-          <w:szCs w:val="28"/>
-          <w:lang w:val="en-US" w:eastAsia="zh-CN"/>
-        </w:rPr>
-        <w:t>“还完了。”他说。</w:t>
-      </w:r>
-    </w:p>
-    <w:p>
-      <w:pPr>
-        <w:rPr>
-          <w:rFonts w:hint="eastAsia"/>
-          <w:sz w:val="28"/>
-          <w:szCs w:val="28"/>
-          <w:lang w:val="en-US" w:eastAsia="zh-CN"/>
-        </w:rPr>
-      </w:pPr>
-    </w:p>
-    <w:p>
-      <w:pPr>
-        <w:rPr>
-          <w:rFonts w:hint="eastAsia"/>
-          <w:sz w:val="28"/>
-          <w:szCs w:val="28"/>
-          <w:lang w:val="en-US" w:eastAsia="zh-CN"/>
-        </w:rPr>
-      </w:pPr>
-      <w:r>
-        <w:rPr>
-          <w:rFonts w:hint="eastAsia"/>
-          <w:sz w:val="28"/>
-          <w:szCs w:val="28"/>
-          <w:lang w:val="en-US" w:eastAsia="zh-CN"/>
-        </w:rPr>
-        <w:t>“嗯。”</w:t>
-      </w:r>
-    </w:p>
-    <w:p>
-      <w:pPr>
-        <w:rPr>
-          <w:rFonts w:hint="eastAsia"/>
-          <w:sz w:val="28"/>
-          <w:szCs w:val="28"/>
-          <w:lang w:val="en-US" w:eastAsia="zh-CN"/>
-        </w:rPr>
-      </w:pPr>
-    </w:p>
-    <w:p>
-      <w:pPr>
-        <w:rPr>
-          <w:rFonts w:hint="eastAsia"/>
-          <w:sz w:val="28"/>
-          <w:szCs w:val="28"/>
-          <w:lang w:val="en-US" w:eastAsia="zh-CN"/>
-        </w:rPr>
-      </w:pPr>
-      <w:r>
-        <w:rPr>
-          <w:rFonts w:hint="eastAsia"/>
-          <w:sz w:val="28"/>
-          <w:szCs w:val="28"/>
-          <w:lang w:val="en-US" w:eastAsia="zh-CN"/>
-        </w:rPr>
-        <w:t>他靠过来，头轻轻靠在你肩膀上。很轻，像一片落在水面上的叶子。你感觉到他的肩膀在微微发抖，但你什么都没有说，只是把手覆在他的手背上，轻轻拍了拍。</w:t>
-      </w:r>
-    </w:p>
-    <w:p>
-      <w:pPr>
-        <w:rPr>
-          <w:rFonts w:hint="eastAsia"/>
-          <w:sz w:val="28"/>
-          <w:szCs w:val="28"/>
-          <w:lang w:val="en-US" w:eastAsia="zh-CN"/>
-        </w:rPr>
-      </w:pPr>
-    </w:p>
-    <w:p>
-      <w:pPr>
-        <w:rPr>
-          <w:rFonts w:hint="eastAsia"/>
-          <w:sz w:val="28"/>
-          <w:szCs w:val="28"/>
-          <w:lang w:val="en-US" w:eastAsia="zh-CN"/>
-        </w:rPr>
-      </w:pPr>
-      <w:r>
-        <w:rPr>
-          <w:rFonts w:hint="eastAsia"/>
-          <w:sz w:val="28"/>
-          <w:szCs w:val="28"/>
-          <w:lang w:val="en-US" w:eastAsia="zh-CN"/>
-        </w:rPr>
-        <w:t>再后来，日子就慢慢变成了另一种样子。</w:t>
-      </w:r>
-    </w:p>
-    <w:p>
-      <w:pPr>
-        <w:rPr>
-          <w:rFonts w:hint="eastAsia"/>
-          <w:sz w:val="28"/>
-          <w:szCs w:val="28"/>
-          <w:lang w:val="en-US" w:eastAsia="zh-CN"/>
-        </w:rPr>
-      </w:pPr>
-    </w:p>
-    <w:p>
-      <w:pPr>
-        <w:rPr>
-          <w:rFonts w:hint="eastAsia"/>
-          <w:sz w:val="28"/>
-          <w:szCs w:val="28"/>
-          <w:lang w:val="en-US" w:eastAsia="zh-CN"/>
-        </w:rPr>
-      </w:pPr>
-      <w:r>
-        <w:rPr>
-          <w:rFonts w:hint="eastAsia"/>
-          <w:sz w:val="28"/>
-          <w:szCs w:val="28"/>
-          <w:lang w:val="en-US" w:eastAsia="zh-CN"/>
-        </w:rPr>
-        <w:t>他坐在你旁边，对着电脑专注地修改着你的文稿。你的工作习惯他早就摸透了——你负责抛框架和灵感，那些需要落地的文字他会自己补全。有时候你半夜想到一个选题，发消息给他，第二天早上醒来，文档已经躺在你的邮箱里了，标题格式、段落间距、参考文献格式，全都调整得整整齐齐。他甚至会在文末加一条批注，写着“第三段的论点可以再找一组数据支撑”。</w:t>
-      </w:r>
-    </w:p>
-    <w:p>
-      <w:pPr>
-        <w:rPr>
-          <w:rFonts w:hint="eastAsia"/>
-          <w:sz w:val="28"/>
-          <w:szCs w:val="28"/>
-          <w:lang w:val="en-US" w:eastAsia="zh-CN"/>
-        </w:rPr>
-      </w:pPr>
-    </w:p>
-    <w:p>
-      <w:pPr>
-        <w:rPr>
-          <w:rFonts w:hint="eastAsia"/>
-          <w:sz w:val="28"/>
-          <w:szCs w:val="28"/>
-          <w:lang w:val="en-US" w:eastAsia="zh-CN"/>
-        </w:rPr>
-      </w:pPr>
-      <w:r>
-        <w:rPr>
-          <w:rFonts w:hint="eastAsia"/>
-          <w:sz w:val="28"/>
-          <w:szCs w:val="28"/>
-          <w:lang w:val="en-US" w:eastAsia="zh-CN"/>
-        </w:rPr>
-        <w:t>你拥有更多的时间花费在你感兴趣的事情上。可能是即兴来一场说走就走的旅行，也可能是挑战一项极限运动。你去滑雪的时候，他在家里帮你收快递、浇花、喂猫。你从雪山回来，推开家门，屋子里很暖，灶台上炖着汤，猫趴在沙发上打盹。他从书房探出头来，说：“回来了？汤还要半小时。”你换了鞋，走进客厅，坐在沙发上，猫跳到你腿上。你靠着靠垫，觉得这种日子好像也不错。</w:t>
-      </w:r>
-    </w:p>
-    <w:p>
-      <w:pPr>
-        <w:rPr>
-          <w:rFonts w:hint="eastAsia"/>
-          <w:sz w:val="28"/>
-          <w:szCs w:val="28"/>
-          <w:lang w:val="en-US" w:eastAsia="zh-CN"/>
-        </w:rPr>
-      </w:pPr>
-    </w:p>
-    <w:p>
-      <w:pPr>
-        <w:rPr>
-          <w:rFonts w:hint="eastAsia"/>
-          <w:sz w:val="28"/>
-          <w:szCs w:val="28"/>
-          <w:lang w:val="en-US" w:eastAsia="zh-CN"/>
-        </w:rPr>
-      </w:pPr>
-      <w:r>
-        <w:rPr>
-          <w:rFonts w:hint="eastAsia"/>
-          <w:sz w:val="28"/>
-          <w:szCs w:val="28"/>
-          <w:lang w:val="en-US" w:eastAsia="zh-CN"/>
-        </w:rPr>
-        <w:t>至于账号归属权和创作收益的问题，你们之前讨论过。你说要分他一半，他说不要。你说这是你应得的，他说你的就是你的。两个人僵持了一会儿，最后他态度强硬地说了一句：“必须都是你的。”语气不像平时，带着一种少有的不容商量。你看着他，他别过脸去看电脑屏幕，耳根又红了。你笑了笑，没有再说。</w:t>
-      </w:r>
-    </w:p>
-    <w:p>
-      <w:pPr>
-        <w:rPr>
-          <w:rFonts w:hint="eastAsia"/>
-          <w:sz w:val="28"/>
-          <w:szCs w:val="28"/>
-          <w:lang w:val="en-US" w:eastAsia="zh-CN"/>
-        </w:rPr>
-      </w:pPr>
-    </w:p>
-    <w:p>
-      <w:pPr>
-        <w:rPr>
-          <w:rFonts w:hint="eastAsia"/>
-          <w:sz w:val="28"/>
-          <w:szCs w:val="28"/>
-          <w:lang w:val="en-US" w:eastAsia="zh-CN"/>
-        </w:rPr>
-      </w:pPr>
-      <w:r>
-        <w:rPr>
-          <w:rFonts w:hint="eastAsia"/>
-          <w:sz w:val="28"/>
-          <w:szCs w:val="28"/>
-          <w:lang w:val="en-US" w:eastAsia="zh-CN"/>
-        </w:rPr>
-        <w:t>后来你就不再提了。只是偶尔发工资的时候，会顺手给他转一笔“稿费”，名目写的是“本月校对费”或者“茶水补贴”。他没有退回来，但也没有道谢。只是第二天冰箱里会多出你爱吃的水果，或者书桌上会多出一本你提过一次的新书。</w:t>
-      </w:r>
-    </w:p>
-    <w:p>
-      <w:pPr>
-        <w:rPr>
-          <w:rFonts w:hint="eastAsia"/>
-          <w:sz w:val="28"/>
-          <w:szCs w:val="28"/>
-          <w:lang w:val="en-US" w:eastAsia="zh-CN"/>
-        </w:rPr>
-      </w:pPr>
-    </w:p>
-    <w:p>
-      <w:pPr>
-        <w:rPr>
-          <w:rFonts w:hint="eastAsia"/>
-          <w:sz w:val="28"/>
-          <w:szCs w:val="28"/>
-          <w:lang w:val="en-US" w:eastAsia="zh-CN"/>
-        </w:rPr>
-      </w:pPr>
-      <w:r>
-        <w:rPr>
-          <w:rFonts w:hint="eastAsia"/>
-          <w:sz w:val="28"/>
-          <w:szCs w:val="28"/>
-          <w:lang w:val="en-US" w:eastAsia="zh-CN"/>
-        </w:rPr>
-        <w:t>某个周末的傍晚，你们坐在阳台上。夕阳把整个城市染成了橘红色，远处的楼群在暮色里变成一片深浅不一的剪影。他坐在你旁边，手里端着一杯你泡的茶，看着远处发呆。你问他看什么，他说没看什么。然后他转过头，看着你。</w:t>
-      </w:r>
-    </w:p>
-    <w:p>
-      <w:pPr>
-        <w:rPr>
-          <w:rFonts w:hint="eastAsia"/>
-          <w:sz w:val="28"/>
-          <w:szCs w:val="28"/>
-          <w:lang w:val="en-US" w:eastAsia="zh-CN"/>
-        </w:rPr>
-      </w:pPr>
-    </w:p>
-    <w:p>
-      <w:pPr>
-        <w:rPr>
-          <w:rFonts w:hint="eastAsia"/>
-          <w:sz w:val="28"/>
-          <w:szCs w:val="28"/>
-          <w:lang w:val="en-US" w:eastAsia="zh-CN"/>
-        </w:rPr>
-      </w:pPr>
-      <w:r>
-        <w:rPr>
-          <w:rFonts w:hint="eastAsia"/>
-          <w:sz w:val="28"/>
-          <w:szCs w:val="28"/>
-          <w:lang w:val="en-US" w:eastAsia="zh-CN"/>
-        </w:rPr>
-        <w:t>“我以前觉得，我这辈子大概就是这样了。”他说，“在酒吧里混着，有一天没一天。还债还到老，还完也差不多了。没想过能毕业，没想过能有正经工作，没想过那些钱真的能还完。”</w:t>
-      </w:r>
-    </w:p>
-    <w:p>
-      <w:pPr>
-        <w:rPr>
-          <w:rFonts w:hint="eastAsia"/>
-          <w:sz w:val="28"/>
-          <w:szCs w:val="28"/>
-          <w:lang w:val="en-US" w:eastAsia="zh-CN"/>
-        </w:rPr>
-      </w:pPr>
-    </w:p>
-    <w:p>
-      <w:pPr>
-        <w:rPr>
-          <w:rFonts w:hint="eastAsia"/>
-          <w:sz w:val="28"/>
-          <w:szCs w:val="28"/>
-          <w:lang w:val="en-US" w:eastAsia="zh-CN"/>
-        </w:rPr>
-      </w:pPr>
-      <w:r>
-        <w:rPr>
-          <w:rFonts w:hint="eastAsia"/>
-          <w:sz w:val="28"/>
-          <w:szCs w:val="28"/>
-          <w:lang w:val="en-US" w:eastAsia="zh-CN"/>
-        </w:rPr>
-        <w:t>他顿了顿，低头看着杯子里浮沉的茶叶。</w:t>
-      </w:r>
-    </w:p>
-    <w:p>
-      <w:pPr>
-        <w:rPr>
-          <w:rFonts w:hint="eastAsia"/>
-          <w:sz w:val="28"/>
-          <w:szCs w:val="28"/>
-          <w:lang w:val="en-US" w:eastAsia="zh-CN"/>
-        </w:rPr>
-      </w:pPr>
-    </w:p>
-    <w:p>
-      <w:pPr>
-        <w:rPr>
-          <w:rFonts w:hint="eastAsia"/>
-          <w:sz w:val="28"/>
-          <w:szCs w:val="28"/>
-          <w:lang w:val="en-US" w:eastAsia="zh-CN"/>
-        </w:rPr>
-      </w:pPr>
-      <w:r>
-        <w:rPr>
-          <w:rFonts w:hint="eastAsia"/>
-          <w:sz w:val="28"/>
-          <w:szCs w:val="28"/>
-          <w:lang w:val="en-US" w:eastAsia="zh-CN"/>
-        </w:rPr>
-        <w:t>“更没想过能坐在这里，和你一起看日落。”</w:t>
-      </w:r>
-    </w:p>
-    <w:p>
-      <w:pPr>
-        <w:rPr>
-          <w:rFonts w:hint="eastAsia"/>
-          <w:sz w:val="28"/>
-          <w:szCs w:val="28"/>
-          <w:lang w:val="en-US" w:eastAsia="zh-CN"/>
-        </w:rPr>
-      </w:pPr>
-    </w:p>
-    <w:p>
-      <w:pPr>
-        <w:rPr>
-          <w:rFonts w:hint="eastAsia"/>
-          <w:sz w:val="28"/>
-          <w:szCs w:val="28"/>
-          <w:lang w:val="en-US" w:eastAsia="zh-CN"/>
-        </w:rPr>
-      </w:pPr>
-      <w:r>
-        <w:rPr>
-          <w:rFonts w:hint="eastAsia"/>
-          <w:sz w:val="28"/>
-          <w:szCs w:val="28"/>
-          <w:lang w:val="en-US" w:eastAsia="zh-CN"/>
-        </w:rPr>
-        <w:t>你看着他，没有说话。风吹过来，把他的头发吹乱了一点。他没有去理，只是把杯子放下，伸出手，把你的手握住了。他的手比以前暖了很多，指节还是那样分明，但不再是几年前在医院病床上那种惨白的手指了。</w:t>
-      </w:r>
-    </w:p>
-    <w:p>
-      <w:pPr>
-        <w:rPr>
-          <w:rFonts w:hint="eastAsia"/>
-          <w:sz w:val="28"/>
-          <w:szCs w:val="28"/>
-          <w:lang w:val="en-US" w:eastAsia="zh-CN"/>
-        </w:rPr>
-      </w:pPr>
-    </w:p>
-    <w:p>
-      <w:pPr>
-        <w:rPr>
-          <w:rFonts w:hint="eastAsia"/>
-          <w:sz w:val="28"/>
-          <w:szCs w:val="28"/>
-          <w:lang w:val="en-US" w:eastAsia="zh-CN"/>
-        </w:rPr>
-      </w:pPr>
-      <w:r>
-        <w:rPr>
-          <w:rFonts w:hint="eastAsia"/>
-          <w:sz w:val="28"/>
-          <w:szCs w:val="28"/>
-          <w:lang w:val="en-US" w:eastAsia="zh-CN"/>
-        </w:rPr>
-        <w:t>“谢谢你。”他说，“谢谢你没有走开。”</w:t>
-      </w:r>
-    </w:p>
-    <w:p>
-      <w:pPr>
-        <w:rPr>
-          <w:rFonts w:hint="eastAsia"/>
-          <w:sz w:val="28"/>
-          <w:szCs w:val="28"/>
-          <w:lang w:val="en-US" w:eastAsia="zh-CN"/>
-        </w:rPr>
-      </w:pPr>
-    </w:p>
-    <w:p>
-      <w:pPr>
-        <w:rPr>
-          <w:rFonts w:hint="eastAsia"/>
-          <w:sz w:val="28"/>
-          <w:szCs w:val="28"/>
-          <w:lang w:val="en-US" w:eastAsia="zh-CN"/>
-        </w:rPr>
-      </w:pPr>
-      <w:r>
-        <w:rPr>
-          <w:rFonts w:hint="eastAsia"/>
-          <w:sz w:val="28"/>
-          <w:szCs w:val="28"/>
-          <w:lang w:val="en-US" w:eastAsia="zh-CN"/>
-        </w:rPr>
-        <w:t>你反握住他的手，十指扣在一起。</w:t>
-      </w:r>
-    </w:p>
-    <w:p>
-      <w:pPr>
-        <w:rPr>
-          <w:rFonts w:hint="eastAsia"/>
-          <w:sz w:val="28"/>
-          <w:szCs w:val="28"/>
-          <w:lang w:val="en-US" w:eastAsia="zh-CN"/>
-        </w:rPr>
-      </w:pPr>
-    </w:p>
-    <w:p>
-      <w:pPr>
-        <w:rPr>
-          <w:rFonts w:hint="eastAsia"/>
-          <w:sz w:val="28"/>
-          <w:szCs w:val="28"/>
-          <w:lang w:val="en-US" w:eastAsia="zh-CN"/>
-        </w:rPr>
-      </w:pPr>
-      <w:r>
-        <w:rPr>
-          <w:rFonts w:hint="eastAsia"/>
-          <w:sz w:val="28"/>
-          <w:szCs w:val="28"/>
-          <w:lang w:val="en-US" w:eastAsia="zh-CN"/>
-        </w:rPr>
-        <w:t>“以后也这样。”他说。不是问句，是陈述句。他不再问“能不能”了。他已经学会了，有些答案不需要问。</w:t>
-      </w:r>
-    </w:p>
-    <w:p>
-      <w:pPr>
-        <w:rPr>
-          <w:rFonts w:hint="eastAsia"/>
-          <w:sz w:val="28"/>
-          <w:szCs w:val="28"/>
-          <w:lang w:val="en-US" w:eastAsia="zh-CN"/>
-        </w:rPr>
-      </w:pPr>
-    </w:p>
-    <w:p>
-      <w:pPr>
-        <w:rPr>
-          <w:rFonts w:hint="eastAsia"/>
-          <w:sz w:val="28"/>
-          <w:szCs w:val="28"/>
-          <w:lang w:val="en-US" w:eastAsia="zh-CN"/>
-        </w:rPr>
-      </w:pPr>
-      <w:r>
-        <w:rPr>
-          <w:rFonts w:hint="eastAsia"/>
-          <w:sz w:val="28"/>
-          <w:szCs w:val="28"/>
-          <w:lang w:val="en-US" w:eastAsia="zh-CN"/>
-        </w:rPr>
-        <w:t>你们就这样坐在阳台上，看太阳慢慢沉到楼群后面。城市的灯一盏一盏地亮起来，橘黄色的、暖白色的、淡蓝色的，星星点点。你靠在他肩膀上，他靠着椅背，谁都没有说话。</w:t>
-      </w:r>
-    </w:p>
-    <w:p>
-      <w:pPr>
-        <w:rPr>
-          <w:rFonts w:hint="eastAsia"/>
-          <w:sz w:val="28"/>
-          <w:szCs w:val="28"/>
-          <w:lang w:val="en-US" w:eastAsia="zh-CN"/>
-        </w:rPr>
-      </w:pPr>
-    </w:p>
-    <w:p>
-      <w:pPr>
-        <w:rPr>
-          <w:rFonts w:hint="eastAsia"/>
-          <w:sz w:val="28"/>
-          <w:szCs w:val="28"/>
-          <w:lang w:val="en-US" w:eastAsia="zh-CN"/>
-        </w:rPr>
-      </w:pPr>
-      <w:r>
-        <w:rPr>
-          <w:rFonts w:hint="eastAsia"/>
-          <w:sz w:val="28"/>
-          <w:szCs w:val="28"/>
-          <w:lang w:val="en-US" w:eastAsia="zh-CN"/>
-        </w:rPr>
-        <w:t>远处的湖面上，不知道谁在放烟花。很小的一朵，在夜空中绽开又熄灭。他低头看了你一眼，你闭着眼睛，不知道有没有看到。他没有叫醒你，只是把你肩膀上的毯子往上拉了拉，然后继续看着那片夜空。</w:t>
-      </w:r>
-    </w:p>
-    <w:p>
-      <w:pPr>
-        <w:rPr>
-          <w:rFonts w:hint="eastAsia"/>
-          <w:sz w:val="28"/>
-          <w:szCs w:val="28"/>
-          <w:lang w:val="en-US" w:eastAsia="zh-CN"/>
-        </w:rPr>
-      </w:pPr>
-    </w:p>
-    <w:p>
-      <w:pPr>
-        <w:rPr>
-          <w:rFonts w:hint="eastAsia"/>
-          <w:sz w:val="28"/>
-          <w:szCs w:val="28"/>
-          <w:lang w:val="en-US" w:eastAsia="zh-CN"/>
-        </w:rPr>
-      </w:pPr>
-      <w:r>
-        <w:rPr>
-          <w:rFonts w:hint="eastAsia"/>
-          <w:sz w:val="28"/>
-          <w:szCs w:val="28"/>
-          <w:lang w:val="en-US" w:eastAsia="zh-CN"/>
-        </w:rPr>
-        <w:t>烟花不放了，夜空暗下来。只有远处的路灯和近处的万家灯火，安安静静地亮着。</w:t>
+    </w:p>
+    <w:p>
+      <w:pPr>
+        <w:rPr>
+          <w:rFonts w:hint="eastAsia"/>
+          <w:sz w:val="28"/>
+          <w:szCs w:val="28"/>
+          <w:lang w:val="en-US" w:eastAsia="zh-CN"/>
+        </w:rPr>
+      </w:pPr>
+      <w:r>
+        <w:rPr>
+          <w:rFonts w:hint="eastAsia"/>
+          <w:sz w:val="28"/>
+          <w:szCs w:val="28"/>
+          <w:lang w:val="en-US" w:eastAsia="zh-CN"/>
+        </w:rPr>
+        <w:t>||往后划一张，是你抓拍他要去编辑社上班的第一天||</w:t>
+      </w:r>
+    </w:p>
+    <w:p>
+      <w:pPr>
+        <w:rPr>
+          <w:rFonts w:hint="eastAsia"/>
+          <w:sz w:val="28"/>
+          <w:szCs w:val="28"/>
+          <w:lang w:val="en-US" w:eastAsia="zh-CN"/>
+        </w:rPr>
+      </w:pPr>
+    </w:p>
+    <w:p>
+      <w:pPr>
+        <w:rPr>
+          <w:rFonts w:hint="eastAsia"/>
+          <w:sz w:val="28"/>
+          <w:szCs w:val="28"/>
+          <w:lang w:val="en-US" w:eastAsia="zh-CN"/>
+        </w:rPr>
+      </w:pPr>
+      <w:r>
+        <w:rPr>
+          <w:rFonts w:hint="eastAsia"/>
+          <w:sz w:val="28"/>
+          <w:szCs w:val="28"/>
+          <w:lang w:val="en-US" w:eastAsia="zh-CN"/>
+        </w:rPr>
+        <w:t>||那天早上他很早就起来了，在卫生间镜子前站了很久，衬衫换了好几件，领带也系了好几回||</w:t>
+      </w:r>
+    </w:p>
+    <w:p>
+      <w:pPr>
+        <w:rPr>
+          <w:rFonts w:hint="eastAsia"/>
+          <w:sz w:val="28"/>
+          <w:szCs w:val="28"/>
+          <w:lang w:val="en-US" w:eastAsia="zh-CN"/>
+        </w:rPr>
+      </w:pPr>
+    </w:p>
+    <w:p>
+      <w:pPr>
+        <w:rPr>
+          <w:rFonts w:hint="default"/>
+          <w:sz w:val="28"/>
+          <w:szCs w:val="28"/>
+          <w:lang w:val="en-US" w:eastAsia="zh-CN"/>
+        </w:rPr>
+      </w:pPr>
+      <w:r>
+        <w:rPr>
+          <w:rFonts w:hint="eastAsia"/>
+          <w:sz w:val="28"/>
+          <w:szCs w:val="28"/>
+          <w:lang w:val="en-US" w:eastAsia="zh-CN"/>
+        </w:rPr>
+        <w:t>||你靠在门框上看他，他没发现。后来你拿起手机随手拍了一张，结果闪光灯忘了关，他回头看你，表情有点窘||</w:t>
+      </w:r>
+    </w:p>
+    <w:p>
+      <w:pPr>
+        <w:rPr>
+          <w:rFonts w:hint="eastAsia"/>
+          <w:sz w:val="28"/>
+          <w:szCs w:val="28"/>
+          <w:lang w:val="en-US" w:eastAsia="zh-CN"/>
+        </w:rPr>
+      </w:pPr>
+    </w:p>
+    <w:p>
+      <w:pPr>
+        <w:rPr>
+          <w:rFonts w:hint="eastAsia"/>
+          <w:sz w:val="28"/>
+          <w:szCs w:val="28"/>
+          <w:lang w:val="en-US" w:eastAsia="zh-CN"/>
+        </w:rPr>
+      </w:pPr>
+      <w:r>
+        <w:rPr>
+          <w:rFonts w:hint="eastAsia"/>
+          <w:sz w:val="28"/>
+          <w:szCs w:val="28"/>
+          <w:lang w:val="en-US" w:eastAsia="zh-CN"/>
+        </w:rPr>
+        <w:t>||再然后，是一张欠款归零的照片||</w:t>
+      </w:r>
+    </w:p>
+    <w:p>
+      <w:pPr>
+        <w:rPr>
+          <w:rFonts w:hint="eastAsia"/>
+          <w:sz w:val="28"/>
+          <w:szCs w:val="28"/>
+          <w:lang w:val="en-US" w:eastAsia="zh-CN"/>
+        </w:rPr>
+      </w:pPr>
+    </w:p>
+    <w:p>
+      <w:pPr>
+        <w:rPr>
+          <w:rFonts w:hint="eastAsia"/>
+          <w:sz w:val="28"/>
+          <w:szCs w:val="28"/>
+          <w:lang w:val="en-US" w:eastAsia="zh-CN"/>
+        </w:rPr>
+      </w:pPr>
+      <w:r>
+        <w:rPr>
+          <w:rFonts w:hint="eastAsia"/>
+          <w:sz w:val="28"/>
+          <w:szCs w:val="28"/>
+          <w:lang w:val="en-US" w:eastAsia="zh-CN"/>
+        </w:rPr>
+        <w:t>||那天他坐在沙发上，手机屏幕亮着，银行的App里那笔欠款的状态变成了“已结清”||</w:t>
+      </w:r>
+    </w:p>
+    <w:p>
+      <w:pPr>
+        <w:rPr>
+          <w:rFonts w:hint="eastAsia"/>
+          <w:sz w:val="28"/>
+          <w:szCs w:val="28"/>
+          <w:lang w:val="en-US" w:eastAsia="zh-CN"/>
+        </w:rPr>
+      </w:pPr>
+    </w:p>
+    <w:p>
+      <w:pPr>
+        <w:rPr>
+          <w:rFonts w:hint="eastAsia"/>
+          <w:sz w:val="28"/>
+          <w:szCs w:val="28"/>
+          <w:lang w:val="en-US" w:eastAsia="zh-CN"/>
+        </w:rPr>
+      </w:pPr>
+      <w:r>
+        <w:rPr>
+          <w:rFonts w:hint="eastAsia"/>
+          <w:sz w:val="28"/>
+          <w:szCs w:val="28"/>
+          <w:lang w:val="en-US" w:eastAsia="zh-CN"/>
+        </w:rPr>
+        <w:t>||他盯着屏幕看了很久，直到屏幕自动熄灭。然后他重新点亮，又看了一遍||</w:t>
+      </w:r>
+    </w:p>
+    <w:p>
+      <w:pPr>
+        <w:rPr>
+          <w:rFonts w:hint="eastAsia"/>
+          <w:sz w:val="28"/>
+          <w:szCs w:val="28"/>
+          <w:lang w:val="en-US" w:eastAsia="zh-CN"/>
+        </w:rPr>
+      </w:pPr>
+    </w:p>
+    <w:p>
+      <w:pPr>
+        <w:rPr>
+          <w:rFonts w:hint="eastAsia"/>
+          <w:sz w:val="28"/>
+          <w:szCs w:val="28"/>
+          <w:lang w:val="en-US" w:eastAsia="zh-CN"/>
+        </w:rPr>
+      </w:pPr>
+      <w:r>
+        <w:rPr>
+          <w:rFonts w:hint="eastAsia"/>
+          <w:sz w:val="28"/>
+          <w:szCs w:val="28"/>
+          <w:lang w:val="en-US" w:eastAsia="zh-CN"/>
+        </w:rPr>
+        <w:t>||你没有打扰他，只是在旁边坐着，等他看完。他关掉手机，转过头看你，眼眶有点红||</w:t>
+      </w:r>
+    </w:p>
+    <w:p>
+      <w:pPr>
+        <w:rPr>
+          <w:rFonts w:hint="default"/>
+          <w:sz w:val="28"/>
+          <w:szCs w:val="28"/>
+          <w:lang w:val="en-US" w:eastAsia="zh-CN"/>
+        </w:rPr>
+      </w:pPr>
+    </w:p>
+    <w:p>
+      <w:pPr>
+        <w:rPr>
+          <w:rFonts w:hint="default"/>
+          <w:sz w:val="28"/>
+          <w:szCs w:val="28"/>
+          <w:lang w:val="en-US" w:eastAsia="zh-CN"/>
+        </w:rPr>
+      </w:pPr>
+      <w:r>
+        <w:rPr>
+          <w:rFonts w:hint="eastAsia"/>
+          <w:sz w:val="28"/>
+          <w:szCs w:val="28"/>
+          <w:lang w:val="en-US" w:eastAsia="zh-CN"/>
+        </w:rPr>
+        <w:t>||“还完了。”他说||</w:t>
+      </w:r>
+    </w:p>
+    <w:p>
+      <w:pPr>
+        <w:rPr>
+          <w:rFonts w:hint="eastAsia"/>
+          <w:sz w:val="28"/>
+          <w:szCs w:val="28"/>
+          <w:lang w:val="en-US" w:eastAsia="zh-CN"/>
+        </w:rPr>
+      </w:pPr>
+    </w:p>
+    <w:p>
+      <w:pPr>
+        <w:rPr>
+          <w:rFonts w:hint="default"/>
+          <w:sz w:val="28"/>
+          <w:szCs w:val="28"/>
+          <w:lang w:val="en-US" w:eastAsia="zh-CN"/>
+        </w:rPr>
+      </w:pPr>
+      <w:r>
+        <w:rPr>
+          <w:rFonts w:hint="eastAsia"/>
+          <w:sz w:val="28"/>
+          <w:szCs w:val="28"/>
+          <w:lang w:val="en-US" w:eastAsia="zh-CN"/>
+        </w:rPr>
+        <w:t>||“嗯。”你点头回应了一句||</w:t>
+      </w:r>
+    </w:p>
+    <w:p>
+      <w:pPr>
+        <w:rPr>
+          <w:rFonts w:hint="eastAsia"/>
+          <w:sz w:val="28"/>
+          <w:szCs w:val="28"/>
+          <w:lang w:val="en-US" w:eastAsia="zh-CN"/>
+        </w:rPr>
+      </w:pPr>
+    </w:p>
+    <w:p>
+      <w:pPr>
+        <w:rPr>
+          <w:rFonts w:hint="default"/>
+          <w:sz w:val="28"/>
+          <w:szCs w:val="28"/>
+          <w:lang w:val="en-US" w:eastAsia="zh-CN"/>
+        </w:rPr>
+      </w:pPr>
+      <w:r>
+        <w:rPr>
+          <w:rFonts w:hint="eastAsia"/>
+          <w:sz w:val="28"/>
+          <w:szCs w:val="28"/>
+          <w:lang w:val="en-US" w:eastAsia="zh-CN"/>
+        </w:rPr>
+        <w:t>||他靠过来，头轻轻靠在你肩膀上。你感觉到他在微微发抖，但你什么都没有说，只是把手覆在他的手背上，轻轻拍了拍||</w:t>
+      </w:r>
+    </w:p>
+    <w:p>
+      <w:pPr>
+        <w:rPr>
+          <w:rFonts w:hint="eastAsia"/>
+          <w:sz w:val="28"/>
+          <w:szCs w:val="28"/>
+          <w:lang w:val="en-US" w:eastAsia="zh-CN"/>
+        </w:rPr>
+      </w:pPr>
+    </w:p>
+    <w:p>
+      <w:pPr>
+        <w:rPr>
+          <w:rFonts w:hint="eastAsia"/>
+          <w:sz w:val="28"/>
+          <w:szCs w:val="28"/>
+          <w:lang w:val="en-US" w:eastAsia="zh-CN"/>
+        </w:rPr>
+      </w:pPr>
+      <w:r>
+        <w:rPr>
+          <w:rFonts w:hint="eastAsia"/>
+          <w:sz w:val="28"/>
+          <w:szCs w:val="28"/>
+          <w:lang w:val="en-US" w:eastAsia="zh-CN"/>
+        </w:rPr>
+        <w:t>||再后来，日子就慢慢变成了另一种样子||</w:t>
+      </w:r>
+    </w:p>
+    <w:p>
+      <w:pPr>
+        <w:rPr>
+          <w:rFonts w:hint="default"/>
+          <w:sz w:val="28"/>
+          <w:szCs w:val="28"/>
+          <w:lang w:val="en-US" w:eastAsia="zh-CN"/>
+        </w:rPr>
+      </w:pPr>
+    </w:p>
+    <w:p>
+      <w:pPr>
+        <w:rPr>
+          <w:rFonts w:hint="eastAsia"/>
+          <w:sz w:val="28"/>
+          <w:szCs w:val="28"/>
+          <w:lang w:val="en-US" w:eastAsia="zh-CN"/>
+        </w:rPr>
+      </w:pPr>
+      <w:r>
+        <w:rPr>
+          <w:rFonts w:hint="eastAsia"/>
+          <w:sz w:val="28"/>
+          <w:szCs w:val="28"/>
+          <w:lang w:val="en-US" w:eastAsia="zh-CN"/>
+        </w:rPr>
+        <w:t>||他说要辞去编辑社的工作，成为你工作上的助理||</w:t>
+      </w:r>
+    </w:p>
+    <w:p>
+      <w:pPr>
+        <w:rPr>
+          <w:rFonts w:hint="eastAsia"/>
+          <w:sz w:val="28"/>
+          <w:szCs w:val="28"/>
+          <w:lang w:val="en-US" w:eastAsia="zh-CN"/>
+        </w:rPr>
+      </w:pPr>
+    </w:p>
+    <w:p>
+      <w:pPr>
+        <w:rPr>
+          <w:rFonts w:hint="default"/>
+          <w:sz w:val="28"/>
+          <w:szCs w:val="28"/>
+          <w:lang w:val="en-US" w:eastAsia="zh-CN"/>
+        </w:rPr>
+      </w:pPr>
+      <w:r>
+        <w:rPr>
+          <w:rFonts w:hint="eastAsia"/>
+          <w:sz w:val="28"/>
+          <w:szCs w:val="28"/>
+          <w:lang w:val="en-US" w:eastAsia="zh-CN"/>
+        </w:rPr>
+        <w:t>||起初你并不赞成，直到他说他去编辑社上班就是为了将来能替你分担工作，你也就由着他了||</w:t>
+      </w:r>
+    </w:p>
+    <w:p>
+      <w:pPr>
+        <w:rPr>
+          <w:rFonts w:hint="eastAsia"/>
+          <w:sz w:val="28"/>
+          <w:szCs w:val="28"/>
+          <w:lang w:val="en-US" w:eastAsia="zh-CN"/>
+        </w:rPr>
+      </w:pPr>
+    </w:p>
+    <w:p>
+      <w:pPr>
+        <w:rPr>
+          <w:rFonts w:hint="eastAsia"/>
+          <w:sz w:val="28"/>
+          <w:szCs w:val="28"/>
+          <w:lang w:val="en-US" w:eastAsia="zh-CN"/>
+        </w:rPr>
+      </w:pPr>
+      <w:r>
+        <w:rPr>
+          <w:rFonts w:hint="eastAsia"/>
+          <w:sz w:val="28"/>
+          <w:szCs w:val="28"/>
+          <w:lang w:val="en-US" w:eastAsia="zh-CN"/>
+        </w:rPr>
+        <w:t>||此刻，他坐在你旁边，对着电脑专注地修改着你的文稿||</w:t>
+      </w:r>
+    </w:p>
+    <w:p>
+      <w:pPr>
+        <w:rPr>
+          <w:rFonts w:hint="eastAsia"/>
+          <w:sz w:val="28"/>
+          <w:szCs w:val="28"/>
+          <w:lang w:val="en-US" w:eastAsia="zh-CN"/>
+        </w:rPr>
+      </w:pPr>
+    </w:p>
+    <w:p>
+      <w:pPr>
+        <w:rPr>
+          <w:rFonts w:hint="eastAsia"/>
+          <w:sz w:val="28"/>
+          <w:szCs w:val="28"/>
+          <w:lang w:val="en-US" w:eastAsia="zh-CN"/>
+        </w:rPr>
+      </w:pPr>
+      <w:r>
+        <w:rPr>
+          <w:rFonts w:hint="eastAsia"/>
+          <w:sz w:val="28"/>
+          <w:szCs w:val="28"/>
+          <w:lang w:val="en-US" w:eastAsia="zh-CN"/>
+        </w:rPr>
+        <w:t>||他早就摸透了你的工作习惯，平时你只用负责抛出灵感或者搭建框架，那些需要落地的内容他会自己补全||</w:t>
+      </w:r>
+    </w:p>
+    <w:p>
+      <w:pPr>
+        <w:rPr>
+          <w:rFonts w:hint="eastAsia"/>
+          <w:sz w:val="28"/>
+          <w:szCs w:val="28"/>
+          <w:lang w:val="en-US" w:eastAsia="zh-CN"/>
+        </w:rPr>
+      </w:pPr>
+    </w:p>
+    <w:p>
+      <w:pPr>
+        <w:rPr>
+          <w:rFonts w:hint="eastAsia"/>
+          <w:sz w:val="28"/>
+          <w:szCs w:val="28"/>
+          <w:lang w:val="en-US" w:eastAsia="zh-CN"/>
+        </w:rPr>
+      </w:pPr>
+      <w:r>
+        <w:rPr>
+          <w:rFonts w:hint="eastAsia"/>
+          <w:sz w:val="28"/>
+          <w:szCs w:val="28"/>
+          <w:lang w:val="en-US" w:eastAsia="zh-CN"/>
+        </w:rPr>
+        <w:t>||有时候你半夜想到一个选题，告诉他，第二天起来的时候，文档已经躺在你的电脑桌面了||</w:t>
+      </w:r>
+    </w:p>
+    <w:p>
+      <w:pPr>
+        <w:rPr>
+          <w:rFonts w:hint="eastAsia"/>
+          <w:sz w:val="28"/>
+          <w:szCs w:val="28"/>
+          <w:lang w:val="en-US" w:eastAsia="zh-CN"/>
+        </w:rPr>
+      </w:pPr>
+    </w:p>
+    <w:p>
+      <w:pPr>
+        <w:rPr>
+          <w:rFonts w:hint="default"/>
+          <w:sz w:val="28"/>
+          <w:szCs w:val="28"/>
+          <w:lang w:val="en-US" w:eastAsia="zh-CN"/>
+        </w:rPr>
+      </w:pPr>
+      <w:r>
+        <w:rPr>
+          <w:rFonts w:hint="eastAsia"/>
+          <w:sz w:val="28"/>
+          <w:szCs w:val="28"/>
+          <w:lang w:val="en-US" w:eastAsia="zh-CN"/>
+        </w:rPr>
+        <w:t>||格式什么的自然不必多说，他还会把引用的片段或者数据来源标注清楚，方便你审稿||</w:t>
+      </w:r>
+    </w:p>
+    <w:p>
+      <w:pPr>
+        <w:rPr>
+          <w:rFonts w:hint="eastAsia"/>
+          <w:sz w:val="28"/>
+          <w:szCs w:val="28"/>
+          <w:lang w:val="en-US" w:eastAsia="zh-CN"/>
+        </w:rPr>
+      </w:pPr>
+    </w:p>
+    <w:p>
+      <w:pPr>
+        <w:rPr>
+          <w:rFonts w:hint="eastAsia"/>
+          <w:sz w:val="28"/>
+          <w:szCs w:val="28"/>
+          <w:lang w:val="en-US" w:eastAsia="zh-CN"/>
+        </w:rPr>
+      </w:pPr>
+      <w:r>
+        <w:rPr>
+          <w:rFonts w:hint="eastAsia"/>
+          <w:sz w:val="28"/>
+          <w:szCs w:val="28"/>
+          <w:lang w:val="en-US" w:eastAsia="zh-CN"/>
+        </w:rPr>
+        <w:t>||这种工作模式让你拥有更多的时间花费在你感兴趣的事情上，可能是即兴来一场说走就走的旅行，也可能是挑战一项极限运动||</w:t>
+      </w:r>
+    </w:p>
+    <w:p>
+      <w:pPr>
+        <w:rPr>
+          <w:rFonts w:hint="eastAsia"/>
+          <w:sz w:val="28"/>
+          <w:szCs w:val="28"/>
+          <w:lang w:val="en-US" w:eastAsia="zh-CN"/>
+        </w:rPr>
+      </w:pPr>
+    </w:p>
+    <w:p>
+      <w:pPr>
+        <w:rPr>
+          <w:rFonts w:hint="eastAsia"/>
+          <w:sz w:val="28"/>
+          <w:szCs w:val="28"/>
+          <w:lang w:val="en-US" w:eastAsia="zh-CN"/>
+        </w:rPr>
+      </w:pPr>
+      <w:r>
+        <w:rPr>
+          <w:rFonts w:hint="eastAsia"/>
+          <w:sz w:val="28"/>
+          <w:szCs w:val="28"/>
+          <w:lang w:val="en-US" w:eastAsia="zh-CN"/>
+        </w:rPr>
+        <w:t>||至于账号归属权和创作收益的问题，你们之前讨论过，你说要分他一半，他说不要；你说这是你应得的，他说你的就是你的||</w:t>
+      </w:r>
+    </w:p>
+    <w:p>
+      <w:pPr>
+        <w:rPr>
+          <w:rFonts w:hint="eastAsia"/>
+          <w:sz w:val="28"/>
+          <w:szCs w:val="28"/>
+          <w:lang w:val="en-US" w:eastAsia="zh-CN"/>
+        </w:rPr>
+      </w:pPr>
+    </w:p>
+    <w:p>
+      <w:pPr>
+        <w:rPr>
+          <w:rFonts w:hint="eastAsia"/>
+          <w:sz w:val="28"/>
+          <w:szCs w:val="28"/>
+          <w:lang w:val="en-US" w:eastAsia="zh-CN"/>
+        </w:rPr>
+      </w:pPr>
+      <w:r>
+        <w:rPr>
+          <w:rFonts w:hint="eastAsia"/>
+          <w:sz w:val="28"/>
+          <w:szCs w:val="28"/>
+          <w:lang w:val="en-US" w:eastAsia="zh-CN"/>
+        </w:rPr>
+        <w:t>||两个人僵持了一会儿，最后他态度强硬地说了一句：“必须都是你的。”||</w:t>
+      </w:r>
+    </w:p>
+    <w:p>
+      <w:pPr>
+        <w:rPr>
+          <w:rFonts w:hint="eastAsia"/>
+          <w:sz w:val="28"/>
+          <w:szCs w:val="28"/>
+          <w:lang w:val="en-US" w:eastAsia="zh-CN"/>
+        </w:rPr>
+      </w:pPr>
+    </w:p>
+    <w:p>
+      <w:pPr>
+        <w:rPr>
+          <w:rFonts w:hint="default"/>
+          <w:sz w:val="28"/>
+          <w:szCs w:val="28"/>
+          <w:lang w:val="en-US" w:eastAsia="zh-CN"/>
+        </w:rPr>
+      </w:pPr>
+      <w:r>
+        <w:rPr>
+          <w:rFonts w:hint="eastAsia"/>
+          <w:sz w:val="28"/>
+          <w:szCs w:val="28"/>
+          <w:lang w:val="en-US" w:eastAsia="zh-CN"/>
+        </w:rPr>
+        <w:t>||语气不像平时，带着一种少有的不容辩驳||</w:t>
+      </w:r>
+    </w:p>
+    <w:p>
+      <w:pPr>
+        <w:rPr>
+          <w:rFonts w:hint="eastAsia"/>
+          <w:sz w:val="28"/>
+          <w:szCs w:val="28"/>
+          <w:lang w:val="en-US" w:eastAsia="zh-CN"/>
+        </w:rPr>
+      </w:pPr>
+    </w:p>
+    <w:p>
+      <w:pPr>
+        <w:rPr>
+          <w:rFonts w:hint="eastAsia"/>
+          <w:sz w:val="28"/>
+          <w:szCs w:val="28"/>
+          <w:lang w:val="en-US" w:eastAsia="zh-CN"/>
+        </w:rPr>
+      </w:pPr>
+      <w:r>
+        <w:rPr>
+          <w:rFonts w:hint="eastAsia"/>
+          <w:sz w:val="28"/>
+          <w:szCs w:val="28"/>
+          <w:lang w:val="en-US" w:eastAsia="zh-CN"/>
+        </w:rPr>
+        <w:t>||你索性不再提起，只是偶尔会顺手给他转一笔钱，给他当生活费||</w:t>
+      </w:r>
+    </w:p>
+    <w:p>
+      <w:pPr>
+        <w:rPr>
+          <w:rFonts w:hint="eastAsia"/>
+          <w:sz w:val="28"/>
+          <w:szCs w:val="28"/>
+          <w:lang w:val="en-US" w:eastAsia="zh-CN"/>
+        </w:rPr>
+      </w:pPr>
+    </w:p>
+    <w:p>
+      <w:pPr>
+        <w:rPr>
+          <w:rFonts w:hint="eastAsia"/>
+          <w:sz w:val="28"/>
+          <w:szCs w:val="28"/>
+          <w:lang w:val="en-US" w:eastAsia="zh-CN"/>
+        </w:rPr>
+      </w:pPr>
+      <w:r>
+        <w:rPr>
+          <w:rFonts w:hint="eastAsia"/>
+          <w:sz w:val="28"/>
+          <w:szCs w:val="28"/>
+          <w:lang w:val="en-US" w:eastAsia="zh-CN"/>
+        </w:rPr>
+        <w:t>||某个傍晚，你们并肩站在阳台上，夕阳把整个城市染成了橘红色，远处的楼群在暮色中变成深浅不一的剪影||</w:t>
+      </w:r>
+    </w:p>
+    <w:p>
+      <w:pPr>
+        <w:rPr>
+          <w:rFonts w:hint="eastAsia"/>
+          <w:sz w:val="28"/>
+          <w:szCs w:val="28"/>
+          <w:lang w:val="en-US" w:eastAsia="zh-CN"/>
+        </w:rPr>
+      </w:pPr>
+    </w:p>
+    <w:p>
+      <w:pPr>
+        <w:rPr>
+          <w:rFonts w:hint="default"/>
+          <w:sz w:val="28"/>
+          <w:szCs w:val="28"/>
+          <w:lang w:val="en-US" w:eastAsia="zh-CN"/>
+        </w:rPr>
+      </w:pPr>
+      <w:r>
+        <w:rPr>
+          <w:rFonts w:hint="eastAsia"/>
+          <w:sz w:val="28"/>
+          <w:szCs w:val="28"/>
+          <w:lang w:val="en-US" w:eastAsia="zh-CN"/>
+        </w:rPr>
+        <w:t>||风吹过来，把他的头发吹乱了一点。他没有去理，而是顺势伸出手，把你的手握住了||</w:t>
+      </w:r>
+    </w:p>
+    <w:p>
+      <w:pPr>
+        <w:rPr>
+          <w:rFonts w:hint="eastAsia"/>
+          <w:sz w:val="28"/>
+          <w:szCs w:val="28"/>
+          <w:lang w:val="en-US" w:eastAsia="zh-CN"/>
+        </w:rPr>
+      </w:pPr>
+    </w:p>
+    <w:p>
+      <w:pPr>
+        <w:rPr>
+          <w:rFonts w:hint="eastAsia"/>
+          <w:sz w:val="28"/>
+          <w:szCs w:val="28"/>
+          <w:lang w:val="en-US" w:eastAsia="zh-CN"/>
+        </w:rPr>
+      </w:pPr>
+      <w:r>
+        <w:rPr>
+          <w:rFonts w:hint="eastAsia"/>
+          <w:sz w:val="28"/>
+          <w:szCs w:val="28"/>
+          <w:lang w:val="en-US" w:eastAsia="zh-CN"/>
+        </w:rPr>
+        <w:t>||你看了他一眼，反握住他的手||</w:t>
+      </w:r>
+    </w:p>
+    <w:p>
+      <w:pPr>
+        <w:rPr>
+          <w:rFonts w:hint="eastAsia"/>
+          <w:sz w:val="28"/>
+          <w:szCs w:val="28"/>
+          <w:lang w:val="en-US" w:eastAsia="zh-CN"/>
+        </w:rPr>
+      </w:pPr>
+    </w:p>
+    <w:p>
+      <w:pPr>
+        <w:rPr>
+          <w:rFonts w:hint="default"/>
+          <w:sz w:val="28"/>
+          <w:szCs w:val="28"/>
+          <w:lang w:val="en-US" w:eastAsia="zh-CN"/>
+        </w:rPr>
+      </w:pPr>
+      <w:r>
+        <w:rPr>
+          <w:rFonts w:hint="eastAsia"/>
+          <w:sz w:val="28"/>
+          <w:szCs w:val="28"/>
+          <w:lang w:val="en-US" w:eastAsia="zh-CN"/>
+        </w:rPr>
+        <w:t>||十指交叠||</w:t>
+      </w:r>
+    </w:p>
+    <w:p>
+      <w:pPr>
+        <w:rPr>
+          <w:rFonts w:hint="eastAsia"/>
+          <w:sz w:val="28"/>
+          <w:szCs w:val="28"/>
+          <w:lang w:val="en-US" w:eastAsia="zh-CN"/>
+        </w:rPr>
+      </w:pPr>
+    </w:p>
+    <w:p>
+      <w:pPr>
+        <w:rPr>
+          <w:rFonts w:hint="default"/>
+          <w:sz w:val="28"/>
+          <w:szCs w:val="28"/>
+          <w:lang w:val="en-US" w:eastAsia="zh-CN"/>
+        </w:rPr>
+      </w:pPr>
+      <w:r>
+        <w:rPr>
+          <w:rFonts w:hint="eastAsia"/>
+          <w:sz w:val="28"/>
+          <w:szCs w:val="28"/>
+          <w:lang w:val="en-US" w:eastAsia="zh-CN"/>
+        </w:rPr>
+        <w:t>||“我们会一直这样。”他说。不是问句，是陈述句，他不再问能不能、可不可以||</w:t>
+      </w:r>
+    </w:p>
+    <w:p>
+      <w:pPr>
+        <w:rPr>
+          <w:rFonts w:hint="eastAsia"/>
+          <w:sz w:val="28"/>
+          <w:szCs w:val="28"/>
+          <w:lang w:val="en-US" w:eastAsia="zh-CN"/>
+        </w:rPr>
+      </w:pPr>
+    </w:p>
+    <w:p>
+      <w:pPr>
+        <w:rPr>
+          <w:rFonts w:hint="eastAsia"/>
+          <w:sz w:val="28"/>
+          <w:szCs w:val="28"/>
+          <w:lang w:val="en-US" w:eastAsia="zh-CN"/>
+        </w:rPr>
+      </w:pPr>
+      <w:r>
+        <w:rPr>
+          <w:rFonts w:hint="eastAsia"/>
+          <w:sz w:val="28"/>
+          <w:szCs w:val="28"/>
+          <w:lang w:val="en-US" w:eastAsia="zh-CN"/>
+        </w:rPr>
+        <w:t>||你们就这样站着，看太阳慢慢沉到楼群后面。城市的灯一盏一盏地亮起来，橘黄的、暖白的、淡蓝的，星星点点||</w:t>
+      </w:r>
+    </w:p>
+    <w:p>
+      <w:pPr>
+        <w:rPr>
+          <w:rFonts w:hint="eastAsia"/>
+          <w:sz w:val="28"/>
+          <w:szCs w:val="28"/>
+          <w:lang w:val="en-US" w:eastAsia="zh-CN"/>
+        </w:rPr>
+      </w:pPr>
+    </w:p>
+    <w:p>
+      <w:pPr>
+        <w:rPr>
+          <w:rFonts w:hint="eastAsia"/>
+          <w:sz w:val="28"/>
+          <w:szCs w:val="28"/>
+          <w:lang w:val="en-US" w:eastAsia="zh-CN"/>
+        </w:rPr>
+      </w:pPr>
+      <w:r>
+        <w:rPr>
+          <w:rFonts w:hint="eastAsia"/>
+          <w:sz w:val="28"/>
+          <w:szCs w:val="28"/>
+          <w:lang w:val="en-US" w:eastAsia="zh-CN"/>
+        </w:rPr>
+        <w:t>||远处的湖面上，不知道谁在放烟花，很小的一朵，在夜空中绽开又熄灭||</w:t>
       </w:r>
     </w:p>
     <w:p>
@@ -997,7 +1229,7 @@
     <w:lsdException w:unhideWhenUsed="0" w:uiPriority="0" w:semiHidden="0" w:name="Document Map"/>
     <w:lsdException w:unhideWhenUsed="0" w:uiPriority="0" w:semiHidden="0" w:name="Plain Text"/>
     <w:lsdException w:unhideWhenUsed="0" w:uiPriority="0" w:semiHidden="0" w:name="E-mail Signature"/>
-    <w:lsdException w:unhideWhenUsed="0" w:uiPriority="0" w:semiHidden="0" w:name="Normal (Web)"/>
+    <w:lsdException w:qFormat="1" w:unhideWhenUsed="0" w:uiPriority="0" w:semiHidden="0" w:name="Normal (Web)"/>
     <w:lsdException w:unhideWhenUsed="0" w:uiPriority="0" w:semiHidden="0" w:name="HTML Acronym"/>
     <w:lsdException w:unhideWhenUsed="0" w:uiPriority="0" w:semiHidden="0" w:name="HTML Address"/>
     <w:lsdException w:unhideWhenUsed="0" w:uiPriority="0" w:semiHidden="0" w:name="HTML Cite"/>
@@ -1008,7 +1240,7 @@
     <w:lsdException w:unhideWhenUsed="0" w:uiPriority="0" w:semiHidden="0" w:name="HTML Sample"/>
     <w:lsdException w:unhideWhenUsed="0" w:uiPriority="0" w:semiHidden="0" w:name="HTML Typewriter"/>
     <w:lsdException w:unhideWhenUsed="0" w:uiPriority="0" w:semiHidden="0" w:name="HTML Variable"/>
-    <w:lsdException w:unhideWhenUsed="0" w:uiPriority="0" w:name="Normal Table"/>
+    <w:lsdException w:qFormat="1" w:unhideWhenUsed="0" w:uiPriority="0" w:name="Normal Table"/>
     <w:lsdException w:unhideWhenUsed="0" w:uiPriority="0" w:semiHidden="0" w:name="annotation subject"/>
     <w:lsdException w:unhideWhenUsed="0" w:uiPriority="0" w:semiHidden="0" w:name="Table Simple 1"/>
     <w:lsdException w:unhideWhenUsed="0" w:uiPriority="0" w:semiHidden="0" w:name="Table Simple 2"/>
@@ -1219,6 +1451,7 @@
   <w:style w:type="table" w:default="1" w:styleId="5">
     <w:name w:val="Normal Table"/>
     <w:semiHidden/>
+    <w:qFormat/>
     <w:uiPriority w:val="0"/>
     <w:tblPr>
       <w:tblCellMar>
@@ -1232,6 +1465,7 @@
   <w:style w:type="paragraph" w:styleId="4">
     <w:name w:val="Normal (Web)"/>
     <w:basedOn w:val="1"/>
+    <w:qFormat/>
     <w:uiPriority w:val="0"/>
     <w:pPr>
       <w:spacing w:before="0" w:beforeAutospacing="1" w:after="0" w:afterAutospacing="1"/>
